--- a/worksheets/MS_L07_CapacityCalculator_Worksheet.docx
+++ b/worksheets/MS_L07_CapacityCalculator_Worksheet.docx
@@ -4468,7 +4468,7 @@
                 <w:sz w:val="32"/>
                 <w:szCs w:val="32"/>
               </w:rPr>
-              <w:t xml:space="preserve">______ / 15</w:t>
+              <w:t xml:space="preserve">______ / 27</w:t>
             </w:r>
           </w:p>
         </w:tc>
@@ -5311,7 +5311,17 @@
                 <w:sz w:val="21"/>
                 <w:szCs w:val="21"/>
               </w:rPr>
-              <w:t xml:space="preserve">a)  State the formula for calculating the file size of a bitmap image.  </w:t>
+              <w:t xml:space="preserve">a)  </w:t>
+            </w:r>
+            <w:r>
+              <w:rPr>
+                <w:rFonts w:ascii="Arial" w:cs="Arial" w:eastAsia="Arial" w:hAnsi="Arial"/>
+                <w:b/>
+                <w:bCs/>
+                <w:sz w:val="21"/>
+                <w:szCs w:val="21"/>
+              </w:rPr>
+              <w:t xml:space="preserve">State the formula for calculating the file size of a bitmap image.  </w:t>
             </w:r>
             <w:r>
               <w:rPr>
@@ -5389,7 +5399,17 @@
                 <w:sz w:val="21"/>
                 <w:szCs w:val="21"/>
               </w:rPr>
-              <w:t xml:space="preserve">b)  An image is 600 × 400 pixels with a colour depth of 8 bits. Calculate the file size in kilobytes. Show your working.  </w:t>
+              <w:t xml:space="preserve">b)  </w:t>
+            </w:r>
+            <w:r>
+              <w:rPr>
+                <w:rFonts w:ascii="Arial" w:cs="Arial" w:eastAsia="Arial" w:hAnsi="Arial"/>
+                <w:b/>
+                <w:bCs/>
+                <w:sz w:val="21"/>
+                <w:szCs w:val="21"/>
+              </w:rPr>
+              <w:t xml:space="preserve">An image is 600 × 400 pixels with a colour depth of 8 bits. Calculate the file size in kilobytes. Show your working.  </w:t>
             </w:r>
             <w:r>
               <w:rPr>
@@ -5578,7 +5598,17 @@
                 <w:sz w:val="21"/>
                 <w:szCs w:val="21"/>
               </w:rPr>
-              <w:t xml:space="preserve">c)  A sound is sampled at 16,000 Hz with a bit depth of 8 for 20 seconds. Calculate the file size in kilobytes.  </w:t>
+              <w:t xml:space="preserve">c)  </w:t>
+            </w:r>
+            <w:r>
+              <w:rPr>
+                <w:rFonts w:ascii="Arial" w:cs="Arial" w:eastAsia="Arial" w:hAnsi="Arial"/>
+                <w:b/>
+                <w:bCs/>
+                <w:sz w:val="21"/>
+                <w:szCs w:val="21"/>
+              </w:rPr>
+              <w:t xml:space="preserve">A sound is sampled at 16,000 Hz with a bit depth of 8 for 20 seconds. Calculate the file size in kilobytes.  </w:t>
             </w:r>
             <w:r>
               <w:rPr>
